--- a/vibecoding.docx
+++ b/vibecoding.docx
@@ -401,9 +401,75 @@
           <w:bCs w:val="0"/>
           <w:lang w:val="en-US" w:eastAsia="zh-CN"/>
         </w:rPr>
-        <w:t>【mermaid</w:t>
-      </w:r>
+        <w:t>【mermaid】</w:t>
+      </w:r>
+      <w:r>
+        <w:rPr>
+          <w:rFonts w:hint="eastAsia" w:ascii="宋体" w:hAnsi="宋体" w:eastAsia="宋体" w:cs="宋体"/>
+          <w:b w:val="0"/>
+          <w:bCs w:val="0"/>
+          <w:lang w:val="en-US" w:eastAsia="zh-CN"/>
+        </w:rPr>
+        <w:br w:type="page"/>
+      </w:r>
+    </w:p>
+    <w:p>
+      <w:pPr>
+        <w:rPr>
+          <w:rFonts w:hint="eastAsia" w:ascii="宋体" w:hAnsi="宋体" w:eastAsia="宋体" w:cs="宋体"/>
+          <w:b/>
+          <w:bCs/>
+          <w:lang w:val="en-US" w:eastAsia="zh-CN"/>
+        </w:rPr>
+      </w:pPr>
+      <w:r>
+        <w:rPr>
+          <w:rFonts w:hint="eastAsia" w:ascii="宋体" w:hAnsi="宋体" w:eastAsia="宋体" w:cs="宋体"/>
+          <w:b/>
+          <w:bCs/>
+          <w:lang w:val="en-US" w:eastAsia="zh-CN"/>
+        </w:rPr>
+        <w:t>vscode插件</w:t>
+      </w:r>
+    </w:p>
+    <w:p>
+      <w:pPr>
+        <w:rPr>
+          <w:rFonts w:hint="eastAsia" w:ascii="宋体" w:hAnsi="宋体" w:eastAsia="宋体" w:cs="宋体"/>
+          <w:b w:val="0"/>
+          <w:bCs w:val="0"/>
+          <w:lang w:val="en-US" w:eastAsia="zh-CN"/>
+        </w:rPr>
+      </w:pPr>
+      <w:r>
+        <w:rPr>
+          <w:rFonts w:hint="eastAsia" w:ascii="宋体" w:hAnsi="宋体" w:eastAsia="宋体" w:cs="宋体"/>
+          <w:b w:val="0"/>
+          <w:bCs w:val="0"/>
+          <w:lang w:val="en-US" w:eastAsia="zh-CN"/>
+        </w:rPr>
+        <w:br w:type="page"/>
+      </w:r>
+    </w:p>
+    <w:p>
+      <w:pPr>
+        <w:rPr>
+          <w:rFonts w:hint="eastAsia" w:ascii="宋体" w:hAnsi="宋体" w:eastAsia="宋体" w:cs="宋体"/>
+          <w:b w:val="0"/>
+          <w:bCs w:val="0"/>
+          <w:lang w:val="en-US" w:eastAsia="zh-CN"/>
+        </w:rPr>
+      </w:pPr>
       <w:bookmarkStart w:id="0" w:name="_GoBack"/>
+      <w:r>
+        <w:rPr>
+          <w:rFonts w:hint="eastAsia" w:ascii="宋体" w:hAnsi="宋体" w:eastAsia="宋体" w:cs="宋体"/>
+          <w:b/>
+          <w:bCs/>
+          <w:lang w:val="en-US" w:eastAsia="zh-CN"/>
+        </w:rPr>
+        <w:t>Copilot</w:t>
+      </w:r>
       <w:bookmarkEnd w:id="0"/>
       <w:r>
         <w:rPr>
@@ -412,46 +478,8 @@
           <w:bCs w:val="0"/>
           <w:lang w:val="en-US" w:eastAsia="zh-CN"/>
         </w:rPr>
-        <w:t>】</w:t>
-      </w:r>
-      <w:r>
-        <w:rPr>
-          <w:rFonts w:hint="eastAsia" w:ascii="宋体" w:hAnsi="宋体" w:eastAsia="宋体" w:cs="宋体"/>
-          <w:b w:val="0"/>
-          <w:bCs w:val="0"/>
-          <w:lang w:val="en-US" w:eastAsia="zh-CN"/>
-        </w:rPr>
         <w:br w:type="page"/>
       </w:r>
-    </w:p>
-    <w:p>
-      <w:pPr>
-        <w:rPr>
-          <w:rFonts w:hint="eastAsia" w:ascii="宋体" w:hAnsi="宋体" w:eastAsia="宋体" w:cs="宋体"/>
-          <w:b/>
-          <w:bCs/>
-          <w:lang w:val="en-US" w:eastAsia="zh-CN"/>
-        </w:rPr>
-      </w:pPr>
-      <w:r>
-        <w:rPr>
-          <w:rFonts w:hint="eastAsia" w:ascii="宋体" w:hAnsi="宋体" w:eastAsia="宋体" w:cs="宋体"/>
-          <w:b/>
-          <w:bCs/>
-          <w:lang w:val="en-US" w:eastAsia="zh-CN"/>
-        </w:rPr>
-        <w:t>vscode插件</w:t>
-      </w:r>
-    </w:p>
-    <w:p>
-      <w:pPr>
-        <w:rPr>
-          <w:rFonts w:hint="eastAsia" w:ascii="宋体" w:hAnsi="宋体" w:eastAsia="宋体" w:cs="宋体"/>
-          <w:b w:val="0"/>
-          <w:bCs w:val="0"/>
-          <w:lang w:val="en-US" w:eastAsia="zh-CN"/>
-        </w:rPr>
-      </w:pPr>
     </w:p>
     <w:p>
       <w:pPr>
@@ -2954,7 +2982,7 @@
     <w:lsdException w:unhideWhenUsed="0" w:uiPriority="0" w:semiHidden="0" w:name="Body Text Indent 2"/>
     <w:lsdException w:unhideWhenUsed="0" w:uiPriority="0" w:semiHidden="0" w:name="Body Text Indent 3"/>
     <w:lsdException w:unhideWhenUsed="0" w:uiPriority="0" w:semiHidden="0" w:name="Block Text"/>
-    <w:lsdException w:unhideWhenUsed="0" w:uiPriority="0" w:semiHidden="0" w:name="Hyperlink"/>
+    <w:lsdException w:qFormat="1" w:unhideWhenUsed="0" w:uiPriority="0" w:semiHidden="0" w:name="Hyperlink"/>
     <w:lsdException w:unhideWhenUsed="0" w:uiPriority="0" w:semiHidden="0" w:name="FollowedHyperlink"/>
     <w:lsdException w:qFormat="1" w:unhideWhenUsed="0" w:uiPriority="0" w:semiHidden="0" w:name="Strong"/>
     <w:lsdException w:qFormat="1" w:unhideWhenUsed="0" w:uiPriority="0" w:semiHidden="0" w:name="Emphasis"/>
@@ -2972,7 +3000,7 @@
     <w:lsdException w:unhideWhenUsed="0" w:uiPriority="0" w:semiHidden="0" w:name="HTML Sample"/>
     <w:lsdException w:unhideWhenUsed="0" w:uiPriority="0" w:semiHidden="0" w:name="HTML Typewriter"/>
     <w:lsdException w:unhideWhenUsed="0" w:uiPriority="0" w:semiHidden="0" w:name="HTML Variable"/>
-    <w:lsdException w:unhideWhenUsed="0" w:uiPriority="0" w:name="Normal Table"/>
+    <w:lsdException w:qFormat="1" w:unhideWhenUsed="0" w:uiPriority="0" w:name="Normal Table"/>
     <w:lsdException w:unhideWhenUsed="0" w:uiPriority="0" w:semiHidden="0" w:name="annotation subject"/>
     <w:lsdException w:unhideWhenUsed="0" w:uiPriority="0" w:semiHidden="0" w:name="Table Simple 1"/>
     <w:lsdException w:unhideWhenUsed="0" w:uiPriority="0" w:semiHidden="0" w:name="Table Simple 2"/>
@@ -3142,6 +3170,7 @@
   <w:style w:type="table" w:default="1" w:styleId="2">
     <w:name w:val="Normal Table"/>
     <w:semiHidden/>
+    <w:qFormat/>
     <w:uiPriority w:val="0"/>
     <w:tblPr>
       <w:tblCellMar>
@@ -3155,6 +3184,7 @@
   <w:style w:type="character" w:styleId="4">
     <w:name w:val="Hyperlink"/>
     <w:basedOn w:val="3"/>
+    <w:qFormat/>
     <w:uiPriority w:val="0"/>
     <w:rPr>
       <w:color w:val="0000FF"/>

--- a/vibecoding.docx
+++ b/vibecoding.docx
@@ -403,6 +403,36 @@
         </w:rPr>
         <w:t>【mermaid】</w:t>
       </w:r>
+    </w:p>
+    <w:p>
+      <w:pPr>
+        <w:rPr>
+          <w:rFonts w:hint="eastAsia" w:ascii="宋体" w:hAnsi="宋体" w:eastAsia="宋体" w:cs="宋体"/>
+          <w:b w:val="0"/>
+          <w:bCs w:val="0"/>
+          <w:lang w:val="en-US" w:eastAsia="zh-CN"/>
+        </w:rPr>
+      </w:pPr>
+      <w:r>
+        <w:rPr>
+          <w:rFonts w:hint="eastAsia" w:ascii="宋体" w:hAnsi="宋体" w:eastAsia="宋体" w:cs="宋体"/>
+          <w:b w:val="0"/>
+          <w:bCs w:val="0"/>
+          <w:lang w:val="en-US" w:eastAsia="zh-CN"/>
+        </w:rPr>
+        <w:t>【obsidian</w:t>
+      </w:r>
+      <w:bookmarkStart w:id="0" w:name="_GoBack"/>
+      <w:bookmarkEnd w:id="0"/>
+      <w:r>
+        <w:rPr>
+          <w:rFonts w:hint="eastAsia" w:ascii="宋体" w:hAnsi="宋体" w:eastAsia="宋体" w:cs="宋体"/>
+          <w:b w:val="0"/>
+          <w:bCs w:val="0"/>
+          <w:lang w:val="en-US" w:eastAsia="zh-CN"/>
+        </w:rPr>
+        <w:t>】</w:t>
+      </w:r>
       <w:r>
         <w:rPr>
           <w:rFonts w:hint="eastAsia" w:ascii="宋体" w:hAnsi="宋体" w:eastAsia="宋体" w:cs="宋体"/>
@@ -460,7 +490,6 @@
           <w:lang w:val="en-US" w:eastAsia="zh-CN"/>
         </w:rPr>
       </w:pPr>
-      <w:bookmarkStart w:id="0" w:name="_GoBack"/>
       <w:r>
         <w:rPr>
           <w:rFonts w:hint="eastAsia" w:ascii="宋体" w:hAnsi="宋体" w:eastAsia="宋体" w:cs="宋体"/>
@@ -470,7 +499,6 @@
         </w:rPr>
         <w:t>Copilot</w:t>
       </w:r>
-      <w:bookmarkEnd w:id="0"/>
       <w:r>
         <w:rPr>
           <w:rFonts w:hint="eastAsia" w:ascii="宋体" w:hAnsi="宋体" w:eastAsia="宋体" w:cs="宋体"/>
@@ -677,12 +705,153 @@
     <w:p>
       <w:pPr>
         <w:rPr>
-          <w:rFonts w:hint="eastAsia" w:ascii="宋体" w:hAnsi="宋体" w:eastAsia="宋体" w:cs="宋体"/>
-          <w:b/>
-          <w:bCs/>
-          <w:lang w:val="en-US" w:eastAsia="zh-CN"/>
-        </w:rPr>
-      </w:pPr>
+          <w:rFonts w:ascii="宋体" w:hAnsi="宋体" w:eastAsia="宋体" w:cs="宋体"/>
+          <w:sz w:val="24"/>
+          <w:szCs w:val="24"/>
+        </w:rPr>
+      </w:pPr>
+      <w:r>
+        <w:rPr>
+          <w:rFonts w:ascii="宋体" w:hAnsi="宋体" w:eastAsia="宋体" w:cs="宋体"/>
+          <w:sz w:val="24"/>
+          <w:szCs w:val="24"/>
+        </w:rPr>
+        <w:fldChar w:fldCharType="begin"/>
+      </w:r>
+      <w:r>
+        <w:rPr>
+          <w:rFonts w:ascii="宋体" w:hAnsi="宋体" w:eastAsia="宋体" w:cs="宋体"/>
+          <w:sz w:val="24"/>
+          <w:szCs w:val="24"/>
+        </w:rPr>
+        <w:instrText xml:space="preserve"> HYPERLINK "https://obsidian.md/" </w:instrText>
+      </w:r>
+      <w:r>
+        <w:rPr>
+          <w:rFonts w:ascii="宋体" w:hAnsi="宋体" w:eastAsia="宋体" w:cs="宋体"/>
+          <w:sz w:val="24"/>
+          <w:szCs w:val="24"/>
+        </w:rPr>
+        <w:fldChar w:fldCharType="separate"/>
+      </w:r>
+      <w:r>
+        <w:rPr>
+          <w:rStyle w:val="4"/>
+          <w:rFonts w:ascii="宋体" w:hAnsi="宋体" w:eastAsia="宋体" w:cs="宋体"/>
+          <w:sz w:val="24"/>
+          <w:szCs w:val="24"/>
+        </w:rPr>
+        <w:t>Obsidian - Sharpen your thinking</w:t>
+      </w:r>
+      <w:r>
+        <w:rPr>
+          <w:rFonts w:ascii="宋体" w:hAnsi="宋体" w:eastAsia="宋体" w:cs="宋体"/>
+          <w:sz w:val="24"/>
+          <w:szCs w:val="24"/>
+        </w:rPr>
+        <w:fldChar w:fldCharType="end"/>
+      </w:r>
+    </w:p>
+    <w:p>
+      <w:pPr>
+        <w:rPr>
+          <w:rFonts w:ascii="宋体" w:hAnsi="宋体" w:eastAsia="宋体" w:cs="宋体"/>
+          <w:sz w:val="24"/>
+          <w:szCs w:val="24"/>
+        </w:rPr>
+      </w:pPr>
+      <w:r>
+        <w:rPr>
+          <w:rFonts w:ascii="宋体" w:hAnsi="宋体" w:eastAsia="宋体" w:cs="宋体"/>
+          <w:sz w:val="24"/>
+          <w:szCs w:val="24"/>
+        </w:rPr>
+        <w:fldChar w:fldCharType="begin"/>
+      </w:r>
+      <w:r>
+        <w:rPr>
+          <w:rFonts w:ascii="宋体" w:hAnsi="宋体" w:eastAsia="宋体" w:cs="宋体"/>
+          <w:sz w:val="24"/>
+          <w:szCs w:val="24"/>
+        </w:rPr>
+        <w:instrText xml:space="preserve"> HYPERLINK "https://www.cnblogs.com/zxhoo/p/19730901" </w:instrText>
+      </w:r>
+      <w:r>
+        <w:rPr>
+          <w:rFonts w:ascii="宋体" w:hAnsi="宋体" w:eastAsia="宋体" w:cs="宋体"/>
+          <w:sz w:val="24"/>
+          <w:szCs w:val="24"/>
+        </w:rPr>
+        <w:fldChar w:fldCharType="separate"/>
+      </w:r>
+      <w:r>
+        <w:rPr>
+          <w:rStyle w:val="4"/>
+          <w:rFonts w:ascii="宋体" w:hAnsi="宋体" w:eastAsia="宋体" w:cs="宋体"/>
+          <w:sz w:val="24"/>
+          <w:szCs w:val="24"/>
+        </w:rPr>
+        <w:t>Obsidian 笔记软件使用教程 - steve.z - 博客园</w:t>
+      </w:r>
+      <w:r>
+        <w:rPr>
+          <w:rFonts w:ascii="宋体" w:hAnsi="宋体" w:eastAsia="宋体" w:cs="宋体"/>
+          <w:sz w:val="24"/>
+          <w:szCs w:val="24"/>
+        </w:rPr>
+        <w:fldChar w:fldCharType="end"/>
+      </w:r>
+    </w:p>
+    <w:p>
+      <w:pPr>
+        <w:rPr>
+          <w:rFonts w:hint="eastAsia" w:ascii="宋体" w:hAnsi="宋体" w:eastAsia="宋体" w:cs="宋体"/>
+          <w:b/>
+          <w:bCs/>
+          <w:lang w:val="en-US" w:eastAsia="zh-CN"/>
+        </w:rPr>
+      </w:pPr>
+      <w:r>
+        <w:rPr>
+          <w:rFonts w:ascii="宋体" w:hAnsi="宋体" w:eastAsia="宋体" w:cs="宋体"/>
+          <w:sz w:val="24"/>
+          <w:szCs w:val="24"/>
+        </w:rPr>
+        <w:fldChar w:fldCharType="begin"/>
+      </w:r>
+      <w:r>
+        <w:rPr>
+          <w:rFonts w:ascii="宋体" w:hAnsi="宋体" w:eastAsia="宋体" w:cs="宋体"/>
+          <w:sz w:val="24"/>
+          <w:szCs w:val="24"/>
+        </w:rPr>
+        <w:instrText xml:space="preserve"> HYPERLINK "https://obsidian.md/help/" </w:instrText>
+      </w:r>
+      <w:r>
+        <w:rPr>
+          <w:rFonts w:ascii="宋体" w:hAnsi="宋体" w:eastAsia="宋体" w:cs="宋体"/>
+          <w:sz w:val="24"/>
+          <w:szCs w:val="24"/>
+        </w:rPr>
+        <w:fldChar w:fldCharType="separate"/>
+      </w:r>
+      <w:r>
+        <w:rPr>
+          <w:rStyle w:val="4"/>
+          <w:rFonts w:ascii="宋体" w:hAnsi="宋体" w:eastAsia="宋体" w:cs="宋体"/>
+          <w:sz w:val="24"/>
+          <w:szCs w:val="24"/>
+        </w:rPr>
+        <w:t>首页 - Obsidian 帮助</w:t>
+      </w:r>
+      <w:r>
+        <w:rPr>
+          <w:rFonts w:ascii="宋体" w:hAnsi="宋体" w:eastAsia="宋体" w:cs="宋体"/>
+          <w:sz w:val="24"/>
+          <w:szCs w:val="24"/>
+        </w:rPr>
+        <w:fldChar w:fldCharType="end"/>
+      </w:r>
       <w:r>
         <w:rPr>
           <w:rFonts w:hint="eastAsia" w:ascii="宋体" w:hAnsi="宋体" w:eastAsia="宋体" w:cs="宋体"/>
@@ -2826,7 +2995,7 @@
       <w:pPr>
         <w:ind w:firstLine="420" w:firstLineChars="0"/>
         <w:rPr>
-          <w:rFonts w:hint="default" w:ascii="宋体" w:hAnsi="宋体" w:eastAsia="宋体" w:cs="宋体"/>
+          <w:rFonts w:hint="eastAsia" w:ascii="宋体" w:hAnsi="宋体" w:eastAsia="宋体" w:cs="宋体"/>
           <w:sz w:val="24"/>
           <w:szCs w:val="24"/>
           <w:lang w:val="en-US" w:eastAsia="zh-CN"/>
@@ -2844,14 +3013,1248 @@
     </w:p>
     <w:p>
       <w:pPr>
-        <w:ind w:firstLine="420" w:firstLineChars="0"/>
-        <w:rPr>
-          <w:rFonts w:hint="default" w:ascii="宋体" w:hAnsi="宋体" w:eastAsia="宋体" w:cs="宋体"/>
-          <w:sz w:val="24"/>
-          <w:szCs w:val="24"/>
-          <w:lang w:val="en-US" w:eastAsia="zh-CN"/>
-        </w:rPr>
-      </w:pPr>
+        <w:rPr>
+          <w:rFonts w:hint="eastAsia" w:ascii="宋体" w:hAnsi="宋体" w:eastAsia="宋体" w:cs="宋体"/>
+          <w:sz w:val="24"/>
+          <w:szCs w:val="24"/>
+          <w:lang w:val="en-US" w:eastAsia="zh-CN"/>
+        </w:rPr>
+      </w:pPr>
+      <w:r>
+        <w:rPr>
+          <w:rFonts w:hint="default" w:ascii="宋体" w:hAnsi="宋体" w:eastAsia="宋体" w:cs="宋体"/>
+          <w:sz w:val="24"/>
+          <w:szCs w:val="24"/>
+          <w:lang w:val="en-US" w:eastAsia="zh-CN"/>
+        </w:rPr>
+        <w:t>【更新】[</w:t>
+      </w:r>
+      <w:r>
+        <w:rPr>
+          <w:rFonts w:ascii="宋体" w:hAnsi="宋体" w:eastAsia="宋体" w:cs="宋体"/>
+          <w:sz w:val="24"/>
+          <w:szCs w:val="24"/>
+        </w:rPr>
+        <w:fldChar w:fldCharType="begin"/>
+      </w:r>
+      <w:r>
+        <w:rPr>
+          <w:rFonts w:ascii="宋体" w:hAnsi="宋体" w:eastAsia="宋体" w:cs="宋体"/>
+          <w:sz w:val="24"/>
+          <w:szCs w:val="24"/>
+        </w:rPr>
+        <w:instrText xml:space="preserve"> HYPERLINK "https://code.visualstudio.com/updates/v1_126" </w:instrText>
+      </w:r>
+      <w:r>
+        <w:rPr>
+          <w:rFonts w:ascii="宋体" w:hAnsi="宋体" w:eastAsia="宋体" w:cs="宋体"/>
+          <w:sz w:val="24"/>
+          <w:szCs w:val="24"/>
+        </w:rPr>
+        <w:fldChar w:fldCharType="separate"/>
+      </w:r>
+      <w:r>
+        <w:rPr>
+          <w:rStyle w:val="4"/>
+          <w:rFonts w:ascii="宋体" w:hAnsi="宋体" w:eastAsia="宋体" w:cs="宋体"/>
+          <w:sz w:val="24"/>
+          <w:szCs w:val="24"/>
+        </w:rPr>
+        <w:t>Visual Studio Code 1.126</w:t>
+      </w:r>
+      <w:r>
+        <w:rPr>
+          <w:rFonts w:ascii="宋体" w:hAnsi="宋体" w:eastAsia="宋体" w:cs="宋体"/>
+          <w:sz w:val="24"/>
+          <w:szCs w:val="24"/>
+        </w:rPr>
+        <w:fldChar w:fldCharType="end"/>
+      </w:r>
+      <w:r>
+        <w:rPr>
+          <w:rFonts w:hint="default" w:ascii="宋体" w:hAnsi="宋体" w:eastAsia="宋体" w:cs="宋体"/>
+          <w:sz w:val="24"/>
+          <w:szCs w:val="24"/>
+          <w:lang w:val="en-US" w:eastAsia="zh-CN"/>
+        </w:rPr>
+        <w:t>]//20260</w:t>
+      </w:r>
+      <w:r>
+        <w:rPr>
+          <w:rFonts w:hint="eastAsia" w:ascii="宋体" w:hAnsi="宋体" w:eastAsia="宋体" w:cs="宋体"/>
+          <w:sz w:val="24"/>
+          <w:szCs w:val="24"/>
+          <w:lang w:val="en-US" w:eastAsia="zh-CN"/>
+        </w:rPr>
+        <w:t>6</w:t>
+      </w:r>
+    </w:p>
+    <w:p>
+      <w:pPr>
+        <w:rPr>
+          <w:rFonts w:hint="eastAsia" w:ascii="宋体" w:hAnsi="宋体" w:eastAsia="宋体" w:cs="宋体"/>
+          <w:sz w:val="24"/>
+          <w:szCs w:val="24"/>
+          <w:lang w:val="en-US" w:eastAsia="zh-CN"/>
+        </w:rPr>
+      </w:pPr>
+      <w:r>
+        <w:rPr>
+          <w:rFonts w:hint="eastAsia" w:ascii="宋体" w:hAnsi="宋体" w:eastAsia="宋体" w:cs="宋体"/>
+          <w:sz w:val="24"/>
+          <w:szCs w:val="24"/>
+          <w:lang w:val="en-US" w:eastAsia="zh-CN"/>
+        </w:rPr>
+        <w:t>-成本预估</w:t>
+      </w:r>
+    </w:p>
+    <w:p>
+      <w:pPr>
+        <w:rPr>
+          <w:rFonts w:hint="default" w:ascii="宋体" w:hAnsi="宋体" w:eastAsia="宋体" w:cs="宋体"/>
+          <w:sz w:val="24"/>
+          <w:szCs w:val="24"/>
+          <w:lang w:val="en-US" w:eastAsia="zh-CN"/>
+        </w:rPr>
+      </w:pPr>
+      <w:r>
+        <w:rPr>
+          <w:rFonts w:hint="eastAsia" w:ascii="宋体" w:hAnsi="宋体" w:eastAsia="宋体" w:cs="宋体"/>
+          <w:sz w:val="24"/>
+          <w:szCs w:val="24"/>
+          <w:lang w:val="en-US" w:eastAsia="zh-CN"/>
+        </w:rPr>
+        <w:t>-多聊天共享相同的会话和工作上下文/工作区</w:t>
+      </w:r>
+    </w:p>
+    <w:p>
+      <w:pPr>
+        <w:rPr>
+          <w:rFonts w:hint="eastAsia" w:ascii="宋体" w:hAnsi="宋体" w:eastAsia="宋体" w:cs="宋体"/>
+          <w:sz w:val="24"/>
+          <w:szCs w:val="24"/>
+          <w:lang w:val="en-US" w:eastAsia="zh-CN"/>
+        </w:rPr>
+      </w:pPr>
+      <w:r>
+        <w:rPr>
+          <w:rFonts w:hint="eastAsia" w:ascii="宋体" w:hAnsi="宋体" w:eastAsia="宋体" w:cs="宋体"/>
+          <w:sz w:val="24"/>
+          <w:szCs w:val="24"/>
+          <w:lang w:val="en-US" w:eastAsia="zh-CN"/>
+        </w:rPr>
+        <w:t>-文件夹受限模式</w:t>
+      </w:r>
+    </w:p>
+    <w:p>
+      <w:pPr>
+        <w:rPr>
+          <w:rFonts w:hint="eastAsia" w:ascii="宋体" w:hAnsi="宋体" w:eastAsia="宋体" w:cs="宋体"/>
+          <w:sz w:val="24"/>
+          <w:szCs w:val="24"/>
+          <w:lang w:val="en-US" w:eastAsia="zh-CN"/>
+        </w:rPr>
+      </w:pPr>
+      <w:r>
+        <w:rPr>
+          <w:rFonts w:hint="eastAsia" w:ascii="宋体" w:hAnsi="宋体" w:eastAsia="宋体" w:cs="宋体"/>
+          <w:sz w:val="24"/>
+          <w:szCs w:val="24"/>
+          <w:lang w:val="en-US" w:eastAsia="zh-CN"/>
+        </w:rPr>
+        <w:t>-代理主机协议（AHP）</w:t>
+      </w:r>
+    </w:p>
+    <w:p>
+      <w:pPr>
+        <w:ind w:firstLine="420" w:firstLineChars="0"/>
+        <w:rPr>
+          <w:rFonts w:hint="eastAsia" w:ascii="宋体" w:hAnsi="宋体" w:eastAsia="宋体" w:cs="宋体"/>
+          <w:sz w:val="24"/>
+          <w:szCs w:val="24"/>
+          <w:lang w:val="en-US" w:eastAsia="zh-CN"/>
+        </w:rPr>
+      </w:pPr>
+      <w:r>
+        <w:rPr>
+          <w:rFonts w:ascii="宋体" w:hAnsi="宋体" w:eastAsia="宋体" w:cs="宋体"/>
+          <w:sz w:val="24"/>
+          <w:szCs w:val="24"/>
+        </w:rPr>
+        <w:fldChar w:fldCharType="begin"/>
+      </w:r>
+      <w:r>
+        <w:rPr>
+          <w:rFonts w:ascii="宋体" w:hAnsi="宋体" w:eastAsia="宋体" w:cs="宋体"/>
+          <w:sz w:val="24"/>
+          <w:szCs w:val="24"/>
+        </w:rPr>
+        <w:instrText xml:space="preserve"> HYPERLINK "https://microsoft.github.io/agent-host-protocol/" </w:instrText>
+      </w:r>
+      <w:r>
+        <w:rPr>
+          <w:rFonts w:ascii="宋体" w:hAnsi="宋体" w:eastAsia="宋体" w:cs="宋体"/>
+          <w:sz w:val="24"/>
+          <w:szCs w:val="24"/>
+        </w:rPr>
+        <w:fldChar w:fldCharType="separate"/>
+      </w:r>
+      <w:r>
+        <w:rPr>
+          <w:rStyle w:val="4"/>
+          <w:rFonts w:ascii="宋体" w:hAnsi="宋体" w:eastAsia="宋体" w:cs="宋体"/>
+          <w:sz w:val="24"/>
+          <w:szCs w:val="24"/>
+        </w:rPr>
+        <w:t>代理主机协议</w:t>
+      </w:r>
+      <w:r>
+        <w:rPr>
+          <w:rFonts w:ascii="宋体" w:hAnsi="宋体" w:eastAsia="宋体" w:cs="宋体"/>
+          <w:sz w:val="24"/>
+          <w:szCs w:val="24"/>
+        </w:rPr>
+        <w:fldChar w:fldCharType="end"/>
+      </w:r>
+    </w:p>
+    <w:p>
+      <w:pPr>
+        <w:ind w:firstLine="420" w:firstLineChars="0"/>
+        <w:rPr>
+          <w:rFonts w:hint="eastAsia" w:ascii="宋体" w:hAnsi="宋体" w:eastAsia="宋体" w:cs="宋体"/>
+          <w:sz w:val="24"/>
+          <w:szCs w:val="24"/>
+          <w:lang w:val="en-US" w:eastAsia="zh-CN"/>
+        </w:rPr>
+      </w:pPr>
+      <w:r>
+        <w:rPr>
+          <w:rFonts w:hint="eastAsia" w:ascii="宋体" w:hAnsi="宋体" w:eastAsia="宋体" w:cs="宋体"/>
+          <w:sz w:val="24"/>
+          <w:szCs w:val="24"/>
+          <w:lang w:val="en-US" w:eastAsia="zh-CN"/>
+        </w:rPr>
+        <w:t>会话共享资源</w:t>
+      </w:r>
+    </w:p>
+    <w:p>
+      <w:pPr>
+        <w:ind w:firstLine="420" w:firstLineChars="0"/>
+        <w:rPr>
+          <w:rFonts w:hint="eastAsia" w:ascii="宋体" w:hAnsi="宋体" w:eastAsia="宋体" w:cs="宋体"/>
+          <w:sz w:val="24"/>
+          <w:szCs w:val="24"/>
+          <w:lang w:val="en-US" w:eastAsia="zh-CN"/>
+        </w:rPr>
+      </w:pPr>
+      <w:r>
+        <w:rPr>
+          <w:rFonts w:hint="eastAsia" w:ascii="宋体" w:hAnsi="宋体" w:eastAsia="宋体" w:cs="宋体"/>
+          <w:sz w:val="24"/>
+          <w:szCs w:val="24"/>
+          <w:lang w:val="en-US" w:eastAsia="zh-CN"/>
+        </w:rPr>
+        <w:t>同步多客户端</w:t>
+      </w:r>
+    </w:p>
+    <w:p>
+      <w:pPr>
+        <w:ind w:firstLine="420" w:firstLineChars="0"/>
+        <w:rPr>
+          <w:rFonts w:hint="eastAsia" w:ascii="宋体" w:hAnsi="宋体" w:eastAsia="宋体" w:cs="宋体"/>
+          <w:sz w:val="24"/>
+          <w:szCs w:val="24"/>
+          <w:lang w:val="en-US" w:eastAsia="zh-CN"/>
+        </w:rPr>
+      </w:pPr>
+      <w:r>
+        <w:rPr>
+          <w:rFonts w:hint="eastAsia" w:ascii="宋体" w:hAnsi="宋体" w:eastAsia="宋体" w:cs="宋体"/>
+          <w:sz w:val="24"/>
+          <w:szCs w:val="24"/>
+          <w:lang w:val="en-US" w:eastAsia="zh-CN"/>
+        </w:rPr>
+        <w:t>终端-中介-代理</w:t>
+      </w:r>
+    </w:p>
+    <w:p>
+      <w:pPr>
+        <w:ind w:firstLine="420" w:firstLineChars="0"/>
+        <w:rPr>
+          <w:rFonts w:hint="eastAsia" w:ascii="宋体" w:hAnsi="宋体" w:eastAsia="宋体" w:cs="宋体"/>
+          <w:sz w:val="24"/>
+          <w:szCs w:val="24"/>
+          <w:lang w:val="en-US" w:eastAsia="zh-CN"/>
+        </w:rPr>
+      </w:pPr>
+      <w:r>
+        <w:rPr>
+          <w:rFonts w:hint="eastAsia" w:ascii="宋体" w:hAnsi="宋体" w:eastAsia="宋体" w:cs="宋体"/>
+          <w:sz w:val="24"/>
+          <w:szCs w:val="24"/>
+          <w:lang w:val="en-US" w:eastAsia="zh-CN"/>
+        </w:rPr>
+        <w:t>会话序列封装</w:t>
+      </w:r>
+    </w:p>
+    <w:p>
+      <w:pPr>
+        <w:ind w:firstLine="420" w:firstLineChars="0"/>
+        <w:rPr>
+          <w:rFonts w:hint="eastAsia" w:ascii="宋体" w:hAnsi="宋体" w:eastAsia="宋体" w:cs="宋体"/>
+          <w:sz w:val="24"/>
+          <w:szCs w:val="24"/>
+          <w:lang w:val="en-US" w:eastAsia="zh-CN"/>
+        </w:rPr>
+      </w:pPr>
+      <w:r>
+        <w:rPr>
+          <w:rFonts w:hint="default" w:ascii="宋体" w:hAnsi="宋体" w:eastAsia="宋体" w:cs="宋体"/>
+          <w:sz w:val="24"/>
+          <w:szCs w:val="24"/>
+          <w:lang w:val="en-US" w:eastAsia="zh-CN"/>
+        </w:rPr>
+        <w:t>origin</w:t>
+      </w:r>
+      <w:r>
+        <w:rPr>
+          <w:rFonts w:hint="eastAsia" w:ascii="宋体" w:hAnsi="宋体" w:eastAsia="宋体" w:cs="宋体"/>
+          <w:sz w:val="24"/>
+          <w:szCs w:val="24"/>
+          <w:lang w:val="en-US" w:eastAsia="zh-CN"/>
+        </w:rPr>
+        <w:t>请求与确认</w:t>
+      </w:r>
+    </w:p>
+    <w:p>
+      <w:pPr>
+        <w:ind w:firstLine="420" w:firstLineChars="0"/>
+        <w:rPr>
+          <w:rFonts w:hint="default" w:ascii="宋体" w:hAnsi="宋体" w:eastAsia="宋体" w:cs="宋体"/>
+          <w:sz w:val="24"/>
+          <w:szCs w:val="24"/>
+          <w:lang w:val="en-US" w:eastAsia="zh-CN"/>
+        </w:rPr>
+      </w:pPr>
+      <w:r>
+        <w:rPr>
+          <w:rFonts w:hint="eastAsia" w:ascii="宋体" w:hAnsi="宋体" w:eastAsia="宋体" w:cs="宋体"/>
+          <w:sz w:val="24"/>
+          <w:szCs w:val="24"/>
+          <w:lang w:val="en-US" w:eastAsia="zh-CN"/>
+        </w:rPr>
+        <w:t>规范详情</w:t>
+      </w:r>
+      <w:r>
+        <w:rPr>
+          <w:rFonts w:ascii="宋体" w:hAnsi="宋体" w:eastAsia="宋体" w:cs="宋体"/>
+          <w:sz w:val="24"/>
+          <w:szCs w:val="24"/>
+        </w:rPr>
+        <w:fldChar w:fldCharType="begin"/>
+      </w:r>
+      <w:r>
+        <w:rPr>
+          <w:rFonts w:ascii="宋体" w:hAnsi="宋体" w:eastAsia="宋体" w:cs="宋体"/>
+          <w:sz w:val="24"/>
+          <w:szCs w:val="24"/>
+        </w:rPr>
+        <w:instrText xml:space="preserve"> HYPERLINK "https://microsoft.github.io/agent-host-protocol/specification/overview.html" </w:instrText>
+      </w:r>
+      <w:r>
+        <w:rPr>
+          <w:rFonts w:ascii="宋体" w:hAnsi="宋体" w:eastAsia="宋体" w:cs="宋体"/>
+          <w:sz w:val="24"/>
+          <w:szCs w:val="24"/>
+        </w:rPr>
+        <w:fldChar w:fldCharType="separate"/>
+      </w:r>
+      <w:r>
+        <w:rPr>
+          <w:rStyle w:val="4"/>
+          <w:rFonts w:ascii="宋体" w:hAnsi="宋体" w:eastAsia="宋体" w:cs="宋体"/>
+          <w:sz w:val="24"/>
+          <w:szCs w:val="24"/>
+        </w:rPr>
+        <w:t>Specification Overview | Agent Host Protocol</w:t>
+      </w:r>
+      <w:r>
+        <w:rPr>
+          <w:rFonts w:ascii="宋体" w:hAnsi="宋体" w:eastAsia="宋体" w:cs="宋体"/>
+          <w:sz w:val="24"/>
+          <w:szCs w:val="24"/>
+        </w:rPr>
+        <w:fldChar w:fldCharType="end"/>
+      </w:r>
+    </w:p>
+    <w:p>
+      <w:pPr>
+        <w:rPr>
+          <w:rFonts w:hint="eastAsia" w:ascii="宋体" w:hAnsi="宋体" w:eastAsia="宋体" w:cs="宋体"/>
+          <w:sz w:val="24"/>
+          <w:szCs w:val="24"/>
+          <w:lang w:val="en-US" w:eastAsia="zh-CN"/>
+        </w:rPr>
+      </w:pPr>
+      <w:r>
+        <w:rPr>
+          <w:rFonts w:hint="default" w:ascii="宋体" w:hAnsi="宋体" w:eastAsia="宋体" w:cs="宋体"/>
+          <w:sz w:val="24"/>
+          <w:szCs w:val="24"/>
+          <w:lang w:val="en-US" w:eastAsia="zh-CN"/>
+        </w:rPr>
+        <w:t>【更新】[</w:t>
+      </w:r>
+      <w:r>
+        <w:rPr>
+          <w:rFonts w:ascii="宋体" w:hAnsi="宋体" w:eastAsia="宋体" w:cs="宋体"/>
+          <w:sz w:val="24"/>
+          <w:szCs w:val="24"/>
+        </w:rPr>
+        <w:fldChar w:fldCharType="begin"/>
+      </w:r>
+      <w:r>
+        <w:rPr>
+          <w:rFonts w:ascii="宋体" w:hAnsi="宋体" w:eastAsia="宋体" w:cs="宋体"/>
+          <w:sz w:val="24"/>
+          <w:szCs w:val="24"/>
+        </w:rPr>
+        <w:instrText xml:space="preserve"> HYPERLINK "https://code.visualstudio.com/updates/v1_127" </w:instrText>
+      </w:r>
+      <w:r>
+        <w:rPr>
+          <w:rFonts w:ascii="宋体" w:hAnsi="宋体" w:eastAsia="宋体" w:cs="宋体"/>
+          <w:sz w:val="24"/>
+          <w:szCs w:val="24"/>
+        </w:rPr>
+        <w:fldChar w:fldCharType="separate"/>
+      </w:r>
+      <w:r>
+        <w:rPr>
+          <w:rStyle w:val="4"/>
+          <w:rFonts w:ascii="宋体" w:hAnsi="宋体" w:eastAsia="宋体" w:cs="宋体"/>
+          <w:sz w:val="24"/>
+          <w:szCs w:val="24"/>
+        </w:rPr>
+        <w:t>Visual Studio Code 1.127</w:t>
+      </w:r>
+      <w:r>
+        <w:rPr>
+          <w:rFonts w:ascii="宋体" w:hAnsi="宋体" w:eastAsia="宋体" w:cs="宋体"/>
+          <w:sz w:val="24"/>
+          <w:szCs w:val="24"/>
+        </w:rPr>
+        <w:fldChar w:fldCharType="end"/>
+      </w:r>
+      <w:r>
+        <w:rPr>
+          <w:rFonts w:hint="default" w:ascii="宋体" w:hAnsi="宋体" w:eastAsia="宋体" w:cs="宋体"/>
+          <w:sz w:val="24"/>
+          <w:szCs w:val="24"/>
+          <w:lang w:val="en-US" w:eastAsia="zh-CN"/>
+        </w:rPr>
+        <w:t>]//20260</w:t>
+      </w:r>
+      <w:r>
+        <w:rPr>
+          <w:rFonts w:hint="eastAsia" w:ascii="宋体" w:hAnsi="宋体" w:eastAsia="宋体" w:cs="宋体"/>
+          <w:sz w:val="24"/>
+          <w:szCs w:val="24"/>
+          <w:lang w:val="en-US" w:eastAsia="zh-CN"/>
+        </w:rPr>
+        <w:t>7</w:t>
+      </w:r>
+    </w:p>
+    <w:p>
+      <w:pPr>
+        <w:rPr>
+          <w:rFonts w:hint="default" w:ascii="宋体" w:hAnsi="宋体" w:eastAsia="宋体" w:cs="宋体"/>
+          <w:sz w:val="24"/>
+          <w:szCs w:val="24"/>
+          <w:lang w:val="en-US" w:eastAsia="zh-CN"/>
+        </w:rPr>
+      </w:pPr>
+      <w:r>
+        <w:rPr>
+          <w:rFonts w:hint="eastAsia" w:ascii="宋体" w:hAnsi="宋体" w:eastAsia="宋体" w:cs="宋体"/>
+          <w:sz w:val="24"/>
+          <w:szCs w:val="24"/>
+          <w:lang w:val="en-US" w:eastAsia="zh-CN"/>
+        </w:rPr>
+        <w:t>-</w:t>
+      </w:r>
+      <w:r>
+        <w:rPr>
+          <w:rFonts w:hint="default" w:ascii="宋体" w:hAnsi="宋体" w:eastAsia="宋体" w:cs="宋体"/>
+          <w:sz w:val="24"/>
+          <w:szCs w:val="24"/>
+          <w:lang w:val="en-US" w:eastAsia="zh-CN"/>
+        </w:rPr>
+        <w:t>代理视图</w:t>
+      </w:r>
+      <w:r>
+        <w:rPr>
+          <w:rFonts w:hint="eastAsia" w:ascii="宋体" w:hAnsi="宋体" w:eastAsia="宋体" w:cs="宋体"/>
+          <w:sz w:val="24"/>
+          <w:szCs w:val="24"/>
+          <w:lang w:val="en-US" w:eastAsia="zh-CN"/>
+        </w:rPr>
+        <w:t>（接入并授权浏览器功能）</w:t>
+      </w:r>
+    </w:p>
+    <w:p>
+      <w:pPr>
+        <w:rPr>
+          <w:rFonts w:hint="default" w:ascii="宋体" w:hAnsi="宋体" w:eastAsia="宋体" w:cs="宋体"/>
+          <w:sz w:val="24"/>
+          <w:szCs w:val="24"/>
+          <w:lang w:val="en-US" w:eastAsia="zh-CN"/>
+        </w:rPr>
+      </w:pPr>
+      <w:r>
+        <w:rPr>
+          <w:rFonts w:hint="eastAsia" w:ascii="宋体" w:hAnsi="宋体" w:eastAsia="宋体" w:cs="宋体"/>
+          <w:sz w:val="24"/>
+          <w:szCs w:val="24"/>
+          <w:lang w:val="en-US" w:eastAsia="zh-CN"/>
+        </w:rPr>
+        <w:t>-</w:t>
+      </w:r>
+      <w:r>
+        <w:rPr>
+          <w:rFonts w:hint="default" w:ascii="宋体" w:hAnsi="宋体" w:eastAsia="宋体" w:cs="宋体"/>
+          <w:sz w:val="24"/>
+          <w:szCs w:val="24"/>
+          <w:lang w:val="en-US" w:eastAsia="zh-CN"/>
+        </w:rPr>
+        <w:t>会话分组、拖放</w:t>
+      </w:r>
+      <w:r>
+        <w:rPr>
+          <w:rFonts w:hint="eastAsia" w:ascii="宋体" w:hAnsi="宋体" w:eastAsia="宋体" w:cs="宋体"/>
+          <w:sz w:val="24"/>
+          <w:szCs w:val="24"/>
+          <w:lang w:val="en-US" w:eastAsia="zh-CN"/>
+        </w:rPr>
+        <w:t>（话题统一）</w:t>
+      </w:r>
+    </w:p>
+    <w:p>
+      <w:pPr>
+        <w:rPr>
+          <w:rFonts w:hint="default" w:ascii="宋体" w:hAnsi="宋体" w:eastAsia="宋体" w:cs="宋体"/>
+          <w:b w:val="0"/>
+          <w:bCs w:val="0"/>
+          <w:sz w:val="24"/>
+          <w:szCs w:val="24"/>
+          <w:lang w:val="en-US" w:eastAsia="zh-CN"/>
+        </w:rPr>
+      </w:pPr>
+      <w:r>
+        <w:rPr>
+          <w:rFonts w:hint="eastAsia" w:ascii="宋体" w:hAnsi="宋体" w:eastAsia="宋体" w:cs="宋体"/>
+          <w:sz w:val="24"/>
+          <w:szCs w:val="24"/>
+          <w:lang w:val="en-US" w:eastAsia="zh-CN"/>
+        </w:rPr>
+        <w:t>-</w:t>
+      </w:r>
+      <w:r>
+        <w:rPr>
+          <w:rFonts w:hint="default" w:ascii="宋体" w:hAnsi="宋体" w:eastAsia="宋体" w:cs="宋体"/>
+          <w:sz w:val="24"/>
+          <w:szCs w:val="24"/>
+          <w:lang w:val="en-US" w:eastAsia="zh-CN"/>
+        </w:rPr>
+        <w:t>聊天</w:t>
+      </w:r>
+      <w:r>
+        <w:rPr>
+          <w:rFonts w:hint="default" w:ascii="宋体" w:hAnsi="宋体" w:eastAsia="宋体" w:cs="宋体"/>
+          <w:b/>
+          <w:bCs/>
+          <w:sz w:val="24"/>
+          <w:szCs w:val="24"/>
+          <w:lang w:val="en-US" w:eastAsia="zh-CN"/>
+        </w:rPr>
+        <w:t>横幅</w:t>
+      </w:r>
+      <w:r>
+        <w:rPr>
+          <w:rFonts w:hint="default" w:ascii="宋体" w:hAnsi="宋体" w:eastAsia="宋体" w:cs="宋体"/>
+          <w:b w:val="0"/>
+          <w:bCs w:val="0"/>
+          <w:sz w:val="24"/>
+          <w:szCs w:val="24"/>
+          <w:lang w:val="en-US" w:eastAsia="zh-CN"/>
+        </w:rPr>
+        <w:t>（弹窗）</w:t>
+      </w:r>
+    </w:p>
+    <w:p>
+      <w:pPr>
+        <w:rPr>
+          <w:rFonts w:hint="default" w:ascii="宋体" w:hAnsi="宋体" w:eastAsia="宋体" w:cs="宋体"/>
+          <w:sz w:val="24"/>
+          <w:szCs w:val="24"/>
+          <w:lang w:val="en-US" w:eastAsia="zh-CN"/>
+        </w:rPr>
+      </w:pPr>
+      <w:r>
+        <w:rPr>
+          <w:rFonts w:hint="eastAsia" w:ascii="宋体" w:hAnsi="宋体" w:eastAsia="宋体" w:cs="宋体"/>
+          <w:b w:val="0"/>
+          <w:bCs w:val="0"/>
+          <w:sz w:val="24"/>
+          <w:szCs w:val="24"/>
+          <w:lang w:val="en-US" w:eastAsia="zh-CN"/>
+        </w:rPr>
+        <w:t>-</w:t>
+      </w:r>
+      <w:r>
+        <w:rPr>
+          <w:rFonts w:hint="default" w:ascii="宋体" w:hAnsi="宋体" w:eastAsia="宋体" w:cs="宋体"/>
+          <w:sz w:val="24"/>
+          <w:szCs w:val="24"/>
+          <w:lang w:val="en-US" w:eastAsia="zh-CN"/>
+        </w:rPr>
+        <w:t>审核</w:t>
+      </w:r>
+      <w:r>
+        <w:rPr>
+          <w:rFonts w:hint="eastAsia" w:ascii="宋体" w:hAnsi="宋体" w:eastAsia="宋体" w:cs="宋体"/>
+          <w:sz w:val="24"/>
+          <w:szCs w:val="24"/>
+          <w:lang w:val="en-US" w:eastAsia="zh-CN"/>
+        </w:rPr>
+        <w:t>更改内容悬浮（添加反馈）</w:t>
+      </w:r>
+    </w:p>
+    <w:p>
+      <w:pPr>
+        <w:rPr>
+          <w:rFonts w:hint="default" w:ascii="宋体" w:hAnsi="宋体" w:eastAsia="宋体" w:cs="宋体"/>
+          <w:b w:val="0"/>
+          <w:bCs w:val="0"/>
+          <w:sz w:val="24"/>
+          <w:szCs w:val="24"/>
+          <w:lang w:val="en-US" w:eastAsia="zh-CN"/>
+        </w:rPr>
+      </w:pPr>
+      <w:r>
+        <w:rPr>
+          <w:rFonts w:hint="eastAsia" w:ascii="宋体" w:hAnsi="宋体" w:eastAsia="宋体" w:cs="宋体"/>
+          <w:sz w:val="24"/>
+          <w:szCs w:val="24"/>
+          <w:lang w:val="en-US" w:eastAsia="zh-CN"/>
+        </w:rPr>
+        <w:t>-上下文/更改</w:t>
+      </w:r>
+      <w:r>
+        <w:rPr>
+          <w:rFonts w:hint="eastAsia" w:ascii="宋体" w:hAnsi="宋体" w:eastAsia="宋体" w:cs="宋体"/>
+          <w:b/>
+          <w:bCs/>
+          <w:sz w:val="24"/>
+          <w:szCs w:val="24"/>
+          <w:lang w:val="en-US" w:eastAsia="zh-CN"/>
+        </w:rPr>
+        <w:t>药丸</w:t>
+      </w:r>
+      <w:r>
+        <w:rPr>
+          <w:rFonts w:hint="eastAsia" w:ascii="宋体" w:hAnsi="宋体" w:eastAsia="宋体" w:cs="宋体"/>
+          <w:b w:val="0"/>
+          <w:bCs w:val="0"/>
+          <w:sz w:val="24"/>
+          <w:szCs w:val="24"/>
+          <w:lang w:val="en-US" w:eastAsia="zh-CN"/>
+        </w:rPr>
+        <w:t>（卡片），辅助生成PR，多聊天药丸（标签页）</w:t>
+      </w:r>
+    </w:p>
+    <w:p>
+      <w:pPr>
+        <w:rPr>
+          <w:rFonts w:hint="default" w:ascii="宋体" w:hAnsi="宋体" w:eastAsia="宋体" w:cs="宋体"/>
+          <w:b w:val="0"/>
+          <w:bCs w:val="0"/>
+          <w:sz w:val="24"/>
+          <w:szCs w:val="24"/>
+          <w:lang w:val="en-US" w:eastAsia="zh-CN"/>
+        </w:rPr>
+      </w:pPr>
+      <w:r>
+        <w:rPr>
+          <w:rFonts w:hint="eastAsia" w:ascii="宋体" w:hAnsi="宋体" w:eastAsia="宋体" w:cs="宋体"/>
+          <w:b w:val="0"/>
+          <w:bCs w:val="0"/>
+          <w:sz w:val="24"/>
+          <w:szCs w:val="24"/>
+          <w:lang w:val="en-US" w:eastAsia="zh-CN"/>
+        </w:rPr>
+        <w:t>-更改/文件内容作为侧边栏</w:t>
+      </w:r>
+    </w:p>
+    <w:p>
+      <w:pPr>
+        <w:rPr>
+          <w:rFonts w:hint="default" w:ascii="宋体" w:hAnsi="宋体" w:eastAsia="宋体" w:cs="宋体"/>
+          <w:sz w:val="24"/>
+          <w:szCs w:val="24"/>
+          <w:lang w:val="en-US" w:eastAsia="zh-CN"/>
+        </w:rPr>
+      </w:pPr>
+      <w:r>
+        <w:rPr>
+          <w:rFonts w:hint="eastAsia" w:ascii="宋体" w:hAnsi="宋体" w:eastAsia="宋体" w:cs="宋体"/>
+          <w:sz w:val="24"/>
+          <w:szCs w:val="24"/>
+          <w:lang w:val="en-US" w:eastAsia="zh-CN"/>
+        </w:rPr>
+        <w:t>-</w:t>
+      </w:r>
+      <w:r>
+        <w:rPr>
+          <w:rFonts w:hint="default" w:ascii="宋体" w:hAnsi="宋体" w:eastAsia="宋体" w:cs="宋体"/>
+          <w:sz w:val="24"/>
+          <w:szCs w:val="24"/>
+          <w:lang w:val="en-US" w:eastAsia="zh-CN"/>
+        </w:rPr>
+        <w:t xml:space="preserve">用 </w:t>
+      </w:r>
+      <w:r>
+        <w:rPr>
+          <w:rFonts w:hint="default" w:ascii="宋体" w:hAnsi="宋体" w:eastAsia="宋体" w:cs="宋体"/>
+          <w:b/>
+          <w:bCs/>
+          <w:sz w:val="24"/>
+          <w:szCs w:val="24"/>
+          <w:lang w:val="en-US" w:eastAsia="zh-CN"/>
+        </w:rPr>
+        <w:t>/troubleshoot</w:t>
+      </w:r>
+      <w:r>
+        <w:rPr>
+          <w:rFonts w:hint="default" w:ascii="宋体" w:hAnsi="宋体" w:eastAsia="宋体" w:cs="宋体"/>
+          <w:sz w:val="24"/>
+          <w:szCs w:val="24"/>
+          <w:lang w:val="en-US" w:eastAsia="zh-CN"/>
+        </w:rPr>
+        <w:t xml:space="preserve"> 排查代理行为</w:t>
+      </w:r>
+    </w:p>
+    <w:p>
+      <w:pPr>
+        <w:rPr>
+          <w:rFonts w:hint="eastAsia" w:ascii="宋体" w:hAnsi="宋体" w:eastAsia="宋体" w:cs="宋体"/>
+          <w:sz w:val="24"/>
+          <w:szCs w:val="24"/>
+          <w:lang w:val="en-US" w:eastAsia="zh-CN"/>
+        </w:rPr>
+      </w:pPr>
+      <w:r>
+        <w:rPr>
+          <w:rFonts w:hint="default" w:ascii="宋体" w:hAnsi="宋体" w:eastAsia="宋体" w:cs="宋体"/>
+          <w:sz w:val="24"/>
+          <w:szCs w:val="24"/>
+          <w:lang w:val="en-US" w:eastAsia="zh-CN"/>
+        </w:rPr>
+        <w:t>【更新】[</w:t>
+      </w:r>
+      <w:r>
+        <w:rPr>
+          <w:rFonts w:ascii="宋体" w:hAnsi="宋体" w:eastAsia="宋体" w:cs="宋体"/>
+          <w:sz w:val="24"/>
+          <w:szCs w:val="24"/>
+        </w:rPr>
+        <w:fldChar w:fldCharType="begin"/>
+      </w:r>
+      <w:r>
+        <w:rPr>
+          <w:rFonts w:ascii="宋体" w:hAnsi="宋体" w:eastAsia="宋体" w:cs="宋体"/>
+          <w:sz w:val="24"/>
+          <w:szCs w:val="24"/>
+        </w:rPr>
+        <w:instrText xml:space="preserve"> HYPERLINK "https://code.visualstudio.com/updates/v1_128" </w:instrText>
+      </w:r>
+      <w:r>
+        <w:rPr>
+          <w:rFonts w:ascii="宋体" w:hAnsi="宋体" w:eastAsia="宋体" w:cs="宋体"/>
+          <w:sz w:val="24"/>
+          <w:szCs w:val="24"/>
+        </w:rPr>
+        <w:fldChar w:fldCharType="separate"/>
+      </w:r>
+      <w:r>
+        <w:rPr>
+          <w:rStyle w:val="4"/>
+          <w:rFonts w:ascii="宋体" w:hAnsi="宋体" w:eastAsia="宋体" w:cs="宋体"/>
+          <w:sz w:val="24"/>
+          <w:szCs w:val="24"/>
+        </w:rPr>
+        <w:t>Visual Studio Code 1.128</w:t>
+      </w:r>
+      <w:r>
+        <w:rPr>
+          <w:rFonts w:ascii="宋体" w:hAnsi="宋体" w:eastAsia="宋体" w:cs="宋体"/>
+          <w:sz w:val="24"/>
+          <w:szCs w:val="24"/>
+        </w:rPr>
+        <w:fldChar w:fldCharType="end"/>
+      </w:r>
+      <w:r>
+        <w:rPr>
+          <w:rFonts w:hint="default" w:ascii="宋体" w:hAnsi="宋体" w:eastAsia="宋体" w:cs="宋体"/>
+          <w:sz w:val="24"/>
+          <w:szCs w:val="24"/>
+          <w:lang w:val="en-US" w:eastAsia="zh-CN"/>
+        </w:rPr>
+        <w:t>]//20260</w:t>
+      </w:r>
+      <w:r>
+        <w:rPr>
+          <w:rFonts w:hint="eastAsia" w:ascii="宋体" w:hAnsi="宋体" w:eastAsia="宋体" w:cs="宋体"/>
+          <w:sz w:val="24"/>
+          <w:szCs w:val="24"/>
+          <w:lang w:val="en-US" w:eastAsia="zh-CN"/>
+        </w:rPr>
+        <w:t>7</w:t>
+      </w:r>
+    </w:p>
+    <w:p>
+      <w:pPr>
+        <w:rPr>
+          <w:rFonts w:hint="eastAsia" w:ascii="宋体" w:hAnsi="宋体" w:eastAsia="宋体" w:cs="宋体"/>
+          <w:sz w:val="24"/>
+          <w:szCs w:val="24"/>
+          <w:lang w:val="en-US" w:eastAsia="zh-CN"/>
+        </w:rPr>
+      </w:pPr>
+      <w:r>
+        <w:rPr>
+          <w:rFonts w:hint="eastAsia" w:ascii="宋体" w:hAnsi="宋体" w:eastAsia="宋体" w:cs="宋体"/>
+          <w:sz w:val="24"/>
+          <w:szCs w:val="24"/>
+          <w:lang w:val="en-US" w:eastAsia="zh-CN"/>
+        </w:rPr>
+        <w:t>-Claude代理</w:t>
+      </w:r>
+    </w:p>
+    <w:p>
+      <w:pPr>
+        <w:tabs>
+          <w:tab w:val="left" w:pos="7446"/>
+        </w:tabs>
+        <w:ind w:firstLine="420" w:firstLineChars="0"/>
+        <w:rPr>
+          <w:rFonts w:hint="default" w:ascii="宋体" w:hAnsi="宋体" w:eastAsia="宋体" w:cs="宋体"/>
+          <w:sz w:val="24"/>
+          <w:szCs w:val="24"/>
+          <w:lang w:val="en-US" w:eastAsia="zh-CN"/>
+        </w:rPr>
+      </w:pPr>
+      <w:r>
+        <w:rPr>
+          <w:rFonts w:hint="default" w:ascii="宋体" w:hAnsi="宋体" w:eastAsia="宋体" w:cs="宋体"/>
+          <w:sz w:val="24"/>
+          <w:szCs w:val="24"/>
+          <w:lang w:val="en-US" w:eastAsia="zh-CN"/>
+        </w:rPr>
+        <w:t>多条聊天可以将相关的对话线程集中在一个会话中</w:t>
+      </w:r>
+    </w:p>
+    <w:p>
+      <w:pPr>
+        <w:ind w:firstLine="420" w:firstLineChars="0"/>
+        <w:rPr>
+          <w:rFonts w:hint="eastAsia" w:ascii="宋体" w:hAnsi="宋体" w:eastAsia="宋体" w:cs="宋体"/>
+          <w:sz w:val="24"/>
+          <w:szCs w:val="24"/>
+          <w:lang w:val="en-US" w:eastAsia="zh-CN"/>
+        </w:rPr>
+      </w:pPr>
+      <w:r>
+        <w:rPr>
+          <w:rFonts w:hint="eastAsia" w:ascii="宋体" w:hAnsi="宋体" w:eastAsia="宋体" w:cs="宋体"/>
+          <w:sz w:val="24"/>
+          <w:szCs w:val="24"/>
+          <w:lang w:val="en-US" w:eastAsia="zh-CN"/>
+        </w:rPr>
+        <w:t>代理归入</w:t>
+      </w:r>
+    </w:p>
+    <w:p>
+      <w:pPr>
+        <w:ind w:firstLine="420" w:firstLineChars="0"/>
+        <w:rPr>
+          <w:rFonts w:hint="eastAsia" w:ascii="宋体" w:hAnsi="宋体" w:eastAsia="宋体" w:cs="宋体"/>
+          <w:sz w:val="24"/>
+          <w:szCs w:val="24"/>
+          <w:lang w:val="en-US" w:eastAsia="zh-CN"/>
+        </w:rPr>
+      </w:pPr>
+      <w:r>
+        <w:rPr>
+          <w:rFonts w:hint="eastAsia" w:ascii="宋体" w:hAnsi="宋体" w:eastAsia="宋体" w:cs="宋体"/>
+          <w:sz w:val="24"/>
+          <w:szCs w:val="24"/>
+          <w:lang w:val="en-US" w:eastAsia="zh-CN"/>
+        </w:rPr>
+        <w:t>通过父会话恢复</w:t>
+      </w:r>
+    </w:p>
+    <w:p>
+      <w:pPr>
+        <w:rPr>
+          <w:rFonts w:hint="eastAsia" w:ascii="宋体" w:hAnsi="宋体" w:eastAsia="宋体" w:cs="宋体"/>
+          <w:sz w:val="24"/>
+          <w:szCs w:val="24"/>
+          <w:lang w:val="en-US" w:eastAsia="zh-CN"/>
+        </w:rPr>
+      </w:pPr>
+      <w:r>
+        <w:rPr>
+          <w:rFonts w:hint="eastAsia" w:ascii="宋体" w:hAnsi="宋体" w:eastAsia="宋体" w:cs="宋体"/>
+          <w:sz w:val="24"/>
+          <w:szCs w:val="24"/>
+          <w:lang w:val="en-US" w:eastAsia="zh-CN"/>
+        </w:rPr>
+        <w:t>-快速聊天（无工作区/上下文）</w:t>
+      </w:r>
+    </w:p>
+    <w:p>
+      <w:pPr>
+        <w:rPr>
+          <w:rFonts w:hint="default" w:ascii="宋体" w:hAnsi="宋体" w:eastAsia="宋体" w:cs="宋体"/>
+          <w:sz w:val="24"/>
+          <w:szCs w:val="24"/>
+          <w:lang w:val="en-US" w:eastAsia="zh-CN"/>
+        </w:rPr>
+      </w:pPr>
+      <w:r>
+        <w:rPr>
+          <w:rFonts w:hint="eastAsia" w:ascii="宋体" w:hAnsi="宋体" w:eastAsia="宋体" w:cs="宋体"/>
+          <w:sz w:val="24"/>
+          <w:szCs w:val="24"/>
+          <w:lang w:val="en-US" w:eastAsia="zh-CN"/>
+        </w:rPr>
+        <w:t>-只读子代理聊天（委派/跟踪）</w:t>
+      </w:r>
+    </w:p>
+    <w:p>
+      <w:pPr>
+        <w:ind w:firstLine="420" w:firstLineChars="0"/>
+        <w:rPr>
+          <w:rFonts w:hint="default" w:ascii="宋体" w:hAnsi="宋体" w:eastAsia="宋体" w:cs="宋体"/>
+          <w:sz w:val="24"/>
+          <w:szCs w:val="24"/>
+          <w:lang w:val="en-US" w:eastAsia="zh-CN"/>
+        </w:rPr>
+      </w:pPr>
+      <w:r>
+        <w:rPr>
+          <w:rFonts w:hint="default" w:ascii="宋体" w:hAnsi="宋体" w:eastAsia="宋体" w:cs="宋体"/>
+          <w:sz w:val="24"/>
+          <w:szCs w:val="24"/>
+          <w:lang w:val="en-US" w:eastAsia="zh-CN"/>
+        </w:rPr>
+        <w:t>不中断或引导其偏离主要对话</w:t>
+      </w:r>
+    </w:p>
+    <w:p>
+      <w:pPr>
+        <w:ind w:firstLine="420" w:firstLineChars="0"/>
+        <w:rPr>
+          <w:rFonts w:hint="default" w:ascii="宋体" w:hAnsi="宋体" w:eastAsia="宋体" w:cs="宋体"/>
+          <w:sz w:val="24"/>
+          <w:szCs w:val="24"/>
+          <w:lang w:val="en-US" w:eastAsia="zh-CN"/>
+        </w:rPr>
+      </w:pPr>
+      <w:r>
+        <w:rPr>
+          <w:rFonts w:hint="default" w:ascii="宋体" w:hAnsi="宋体" w:eastAsia="宋体" w:cs="宋体"/>
+          <w:sz w:val="24"/>
+          <w:szCs w:val="24"/>
+          <w:lang w:val="en-US" w:eastAsia="zh-CN"/>
+        </w:rPr>
+        <w:t>代理窗口聊天和会话是主要界面</w:t>
+      </w:r>
+    </w:p>
+    <w:p>
+      <w:pPr>
+        <w:tabs>
+          <w:tab w:val="left" w:pos="5919"/>
+        </w:tabs>
+        <w:ind w:firstLine="420" w:firstLineChars="0"/>
+        <w:rPr>
+          <w:rFonts w:hint="eastAsia" w:ascii="宋体" w:hAnsi="宋体" w:eastAsia="宋体" w:cs="宋体"/>
+          <w:sz w:val="24"/>
+          <w:szCs w:val="24"/>
+          <w:lang w:val="en-US" w:eastAsia="zh-CN"/>
+        </w:rPr>
+      </w:pPr>
+      <w:r>
+        <w:rPr>
+          <w:rFonts w:hint="default" w:ascii="宋体" w:hAnsi="宋体" w:eastAsia="宋体" w:cs="宋体"/>
+          <w:sz w:val="24"/>
+          <w:szCs w:val="24"/>
+          <w:lang w:val="en-US" w:eastAsia="zh-CN"/>
+        </w:rPr>
+        <w:t>跨项目的代理驱动工作流程提供了专用空间</w:t>
+      </w:r>
+      <w:r>
+        <w:rPr>
+          <w:rFonts w:hint="eastAsia" w:ascii="宋体" w:hAnsi="宋体" w:eastAsia="宋体" w:cs="宋体"/>
+          <w:sz w:val="24"/>
+          <w:szCs w:val="24"/>
+          <w:lang w:val="en-US" w:eastAsia="zh-CN"/>
+        </w:rPr>
+        <w:tab/>
+      </w:r>
+    </w:p>
+    <w:p>
+      <w:pPr>
+        <w:tabs>
+          <w:tab w:val="left" w:pos="5919"/>
+        </w:tabs>
+        <w:ind w:firstLine="420" w:firstLineChars="0"/>
+        <w:rPr>
+          <w:rFonts w:hint="eastAsia" w:ascii="宋体" w:hAnsi="宋体" w:eastAsia="宋体" w:cs="宋体"/>
+          <w:sz w:val="24"/>
+          <w:szCs w:val="24"/>
+          <w:lang w:val="en-US" w:eastAsia="zh-CN"/>
+        </w:rPr>
+      </w:pPr>
+      <w:r>
+        <w:rPr>
+          <w:rFonts w:hint="default" w:ascii="宋体" w:hAnsi="宋体" w:eastAsia="宋体" w:cs="宋体"/>
+          <w:sz w:val="24"/>
+          <w:szCs w:val="24"/>
+          <w:lang w:val="en-US" w:eastAsia="zh-CN"/>
+        </w:rPr>
+        <w:t>同伴聊天形式出现</w:t>
+      </w:r>
+      <w:r>
+        <w:rPr>
+          <w:rFonts w:hint="eastAsia" w:ascii="宋体" w:hAnsi="宋体" w:eastAsia="宋体" w:cs="宋体"/>
+          <w:sz w:val="24"/>
+          <w:szCs w:val="24"/>
+          <w:lang w:val="en-US" w:eastAsia="zh-CN"/>
+        </w:rPr>
+        <w:t>（内联代理药丸）</w:t>
+      </w:r>
+    </w:p>
+    <w:p>
+      <w:pPr>
+        <w:tabs>
+          <w:tab w:val="left" w:pos="3217"/>
+        </w:tabs>
+        <w:rPr>
+          <w:rFonts w:hint="eastAsia" w:ascii="宋体" w:hAnsi="宋体" w:eastAsia="宋体" w:cs="宋体"/>
+          <w:sz w:val="24"/>
+          <w:szCs w:val="24"/>
+          <w:lang w:val="en-US" w:eastAsia="zh-CN"/>
+        </w:rPr>
+      </w:pPr>
+      <w:r>
+        <w:rPr>
+          <w:rFonts w:hint="eastAsia" w:ascii="宋体" w:hAnsi="宋体" w:eastAsia="宋体" w:cs="宋体"/>
+          <w:sz w:val="24"/>
+          <w:szCs w:val="24"/>
+          <w:lang w:val="en-US" w:eastAsia="zh-CN"/>
+        </w:rPr>
+        <w:t>-快捷键（agent窗口）</w:t>
+      </w:r>
+    </w:p>
+    <w:p>
+      <w:pPr>
+        <w:keepNext w:val="0"/>
+        <w:keepLines w:val="0"/>
+        <w:pageBreakBefore w:val="0"/>
+        <w:widowControl w:val="0"/>
+        <w:kinsoku/>
+        <w:wordWrap/>
+        <w:overflowPunct/>
+        <w:topLinePunct w:val="0"/>
+        <w:autoSpaceDE/>
+        <w:autoSpaceDN/>
+        <w:bidi w:val="0"/>
+        <w:adjustRightInd/>
+        <w:snapToGrid/>
+        <w:ind w:firstLine="420" w:firstLineChars="0"/>
+        <w:textAlignment w:val="auto"/>
+        <w:rPr>
+          <w:rFonts w:hint="eastAsia" w:ascii="宋体" w:hAnsi="宋体" w:eastAsia="宋体" w:cs="宋体"/>
+          <w:sz w:val="24"/>
+          <w:szCs w:val="24"/>
+          <w:lang w:val="en-US" w:eastAsia="zh-CN"/>
+        </w:rPr>
+      </w:pPr>
+      <w:r>
+        <w:rPr>
+          <w:rFonts w:hint="eastAsia" w:ascii="宋体" w:hAnsi="宋体" w:eastAsia="宋体" w:cs="宋体"/>
+          <w:sz w:val="24"/>
+          <w:szCs w:val="24"/>
+          <w:lang w:val="en-US" w:eastAsia="zh-CN"/>
+        </w:rPr>
+        <w:t>创建快速/重新打开/上下会话/sessions切换/bar关闭删除</w:t>
+      </w:r>
+    </w:p>
+    <w:p>
+      <w:pPr>
+        <w:keepNext w:val="0"/>
+        <w:keepLines w:val="0"/>
+        <w:pageBreakBefore w:val="0"/>
+        <w:widowControl w:val="0"/>
+        <w:kinsoku/>
+        <w:wordWrap/>
+        <w:overflowPunct/>
+        <w:topLinePunct w:val="0"/>
+        <w:autoSpaceDE/>
+        <w:autoSpaceDN/>
+        <w:bidi w:val="0"/>
+        <w:adjustRightInd/>
+        <w:snapToGrid/>
+        <w:textAlignment w:val="auto"/>
+        <w:rPr>
+          <w:rFonts w:hint="default" w:ascii="宋体" w:hAnsi="宋体" w:eastAsia="宋体" w:cs="宋体"/>
+          <w:sz w:val="24"/>
+          <w:szCs w:val="24"/>
+          <w:lang w:val="en-US" w:eastAsia="zh-CN"/>
+        </w:rPr>
+      </w:pPr>
+      <w:r>
+        <w:rPr>
+          <w:rFonts w:hint="eastAsia" w:ascii="宋体" w:hAnsi="宋体" w:eastAsia="宋体" w:cs="宋体"/>
+          <w:sz w:val="24"/>
+          <w:szCs w:val="24"/>
+          <w:lang w:val="en-US" w:eastAsia="zh-CN"/>
+        </w:rPr>
+        <w:t>-</w:t>
+      </w:r>
+      <w:r>
+        <w:rPr>
+          <w:rFonts w:hint="eastAsia" w:ascii="宋体" w:hAnsi="宋体" w:eastAsia="宋体" w:cs="宋体"/>
+          <w:b/>
+          <w:bCs/>
+          <w:sz w:val="24"/>
+          <w:szCs w:val="24"/>
+          <w:lang w:val="en-US" w:eastAsia="zh-CN"/>
+        </w:rPr>
+        <w:t>多模态</w:t>
+      </w:r>
+      <w:r>
+        <w:rPr>
+          <w:rFonts w:hint="eastAsia" w:ascii="宋体" w:hAnsi="宋体" w:eastAsia="宋体" w:cs="宋体"/>
+          <w:sz w:val="24"/>
+          <w:szCs w:val="24"/>
+          <w:lang w:val="en-US" w:eastAsia="zh-CN"/>
+        </w:rPr>
+        <w:t>（Copilot Vision）</w:t>
+      </w:r>
+    </w:p>
+    <w:p>
+      <w:pPr>
+        <w:keepNext w:val="0"/>
+        <w:keepLines w:val="0"/>
+        <w:pageBreakBefore w:val="0"/>
+        <w:widowControl w:val="0"/>
+        <w:kinsoku/>
+        <w:wordWrap/>
+        <w:overflowPunct/>
+        <w:topLinePunct w:val="0"/>
+        <w:autoSpaceDE/>
+        <w:autoSpaceDN/>
+        <w:bidi w:val="0"/>
+        <w:adjustRightInd/>
+        <w:snapToGrid/>
+        <w:ind w:firstLine="420" w:firstLineChars="0"/>
+        <w:textAlignment w:val="auto"/>
+        <w:rPr>
+          <w:rFonts w:hint="default" w:ascii="宋体" w:hAnsi="宋体" w:eastAsia="宋体" w:cs="宋体"/>
+          <w:sz w:val="24"/>
+          <w:szCs w:val="24"/>
+          <w:lang w:val="en-US" w:eastAsia="zh-CN"/>
+        </w:rPr>
+      </w:pPr>
+      <w:r>
+        <w:rPr>
+          <w:rFonts w:hint="default" w:ascii="宋体" w:hAnsi="宋体" w:eastAsia="宋体" w:cs="宋体"/>
+          <w:sz w:val="24"/>
+          <w:szCs w:val="24"/>
+          <w:lang w:val="en-US" w:eastAsia="zh-CN"/>
+        </w:rPr>
+        <w:t>通过粘贴到聊天中、拖放或使用上下文菜单来附加图片和PDF</w:t>
+      </w:r>
+    </w:p>
+    <w:p>
+      <w:pPr>
+        <w:keepNext w:val="0"/>
+        <w:keepLines w:val="0"/>
+        <w:pageBreakBefore w:val="0"/>
+        <w:widowControl w:val="0"/>
+        <w:kinsoku/>
+        <w:wordWrap/>
+        <w:overflowPunct/>
+        <w:topLinePunct w:val="0"/>
+        <w:autoSpaceDE/>
+        <w:autoSpaceDN/>
+        <w:bidi w:val="0"/>
+        <w:adjustRightInd/>
+        <w:snapToGrid/>
+        <w:ind w:firstLine="420" w:firstLineChars="0"/>
+        <w:textAlignment w:val="auto"/>
+        <w:rPr>
+          <w:rFonts w:hint="default" w:ascii="宋体" w:hAnsi="宋体" w:eastAsia="宋体" w:cs="宋体"/>
+          <w:sz w:val="24"/>
+          <w:szCs w:val="24"/>
+          <w:lang w:val="en-US" w:eastAsia="zh-CN"/>
+        </w:rPr>
+      </w:pPr>
+      <w:r>
+        <w:rPr>
+          <w:rFonts w:hint="default" w:ascii="宋体" w:hAnsi="宋体" w:eastAsia="宋体" w:cs="宋体"/>
+          <w:sz w:val="24"/>
+          <w:szCs w:val="24"/>
+          <w:lang w:val="en-US" w:eastAsia="zh-CN"/>
+        </w:rPr>
+        <w:t>代理也可以通过工具调用读取图像</w:t>
+      </w:r>
+    </w:p>
+    <w:p>
+      <w:pPr>
+        <w:keepNext w:val="0"/>
+        <w:keepLines w:val="0"/>
+        <w:pageBreakBefore w:val="0"/>
+        <w:widowControl w:val="0"/>
+        <w:kinsoku/>
+        <w:wordWrap/>
+        <w:overflowPunct/>
+        <w:topLinePunct w:val="0"/>
+        <w:autoSpaceDE/>
+        <w:autoSpaceDN/>
+        <w:bidi w:val="0"/>
+        <w:adjustRightInd/>
+        <w:snapToGrid/>
+        <w:textAlignment w:val="auto"/>
+        <w:rPr>
+          <w:rFonts w:hint="default" w:ascii="宋体" w:hAnsi="宋体" w:eastAsia="宋体" w:cs="宋体"/>
+          <w:sz w:val="24"/>
+          <w:szCs w:val="24"/>
+          <w:lang w:val="en-US" w:eastAsia="zh-CN"/>
+        </w:rPr>
+      </w:pPr>
+      <w:r>
+        <w:rPr>
+          <w:rFonts w:hint="eastAsia" w:ascii="宋体" w:hAnsi="宋体" w:eastAsia="宋体" w:cs="宋体"/>
+          <w:sz w:val="24"/>
+          <w:szCs w:val="24"/>
+          <w:lang w:val="en-US" w:eastAsia="zh-CN"/>
+        </w:rPr>
+        <w:t>-操作系统级键盘快捷键</w:t>
+      </w:r>
     </w:p>
     <w:sectPr>
       <w:pgSz w:w="11906" w:h="16838"/>
